--- a/documentation/3_Documentacion_Base_Datos.docx
+++ b/documentation/3_Documentacion_Base_Datos.docx
@@ -37,7 +37,7 @@
         <w:br/>
         <w:t>Fuente técnica: oli_v6_deploy.py</w:t>
         <w:br/>
-        <w:t>Actualizado: 30 de abril de 2026</w:t>
+        <w:t>Actualizado: 11 de mayo de 2026</w:t>
       </w:r>
     </w:p>
     <w:p/>
@@ -80,6 +80,10 @@
         <w:gridCol w:w="3360"/>
       </w:tblGrid>
       <w:tr>
+        <w:trPr>
+          <w:cantSplit/>
+          <w:tblHeader w:val="true"/>
+        </w:trPr>
         <w:tc>
           <w:tcPr>
             <w:tcW w:type="dxa" w:w="3600"/>
@@ -142,6 +146,9 @@
         </w:tc>
       </w:tr>
       <w:tr>
+        <w:trPr>
+          <w:cantSplit/>
+        </w:trPr>
         <w:tc>
           <w:tcPr>
             <w:tcW w:type="dxa" w:w="3600"/>
@@ -198,6 +205,9 @@
         </w:tc>
       </w:tr>
       <w:tr>
+        <w:trPr>
+          <w:cantSplit/>
+        </w:trPr>
         <w:tc>
           <w:tcPr>
             <w:tcW w:type="dxa" w:w="3600"/>
@@ -254,6 +264,9 @@
         </w:tc>
       </w:tr>
       <w:tr>
+        <w:trPr>
+          <w:cantSplit/>
+        </w:trPr>
         <w:tc>
           <w:tcPr>
             <w:tcW w:type="dxa" w:w="3600"/>
@@ -310,6 +323,9 @@
         </w:tc>
       </w:tr>
       <w:tr>
+        <w:trPr>
+          <w:cantSplit/>
+        </w:trPr>
         <w:tc>
           <w:tcPr>
             <w:tcW w:type="dxa" w:w="3600"/>
@@ -360,12 +376,15 @@
               <w:rPr>
                 <w:b w:val="0"/>
               </w:rPr>
-              <w:t>Matriz de embeddings de recomendaciones.</w:t>
+              <w:t>Matriz de embeddings de recomendaciones; dependencia activa de arranque porque load_embeddings se ejecuta aunque la búsqueda visible esté comentada.</w:t>
             </w:r>
           </w:p>
         </w:tc>
       </w:tr>
       <w:tr>
+        <w:trPr>
+          <w:cantSplit/>
+        </w:trPr>
         <w:tc>
           <w:tcPr>
             <w:tcW w:type="dxa" w:w="3600"/>
@@ -416,12 +435,15 @@
               <w:rPr>
                 <w:b w:val="0"/>
               </w:rPr>
-              <w:t>Metadatos alineados a emb_Recomm_rec_cl_4.pt.</w:t>
+              <w:t>Metadatos alineados a emb_Recomm_rec_cl_4.pt; dependencia activa de arranque.</w:t>
             </w:r>
           </w:p>
         </w:tc>
       </w:tr>
       <w:tr>
+        <w:trPr>
+          <w:cantSplit/>
+        </w:trPr>
         <w:tc>
           <w:tcPr>
             <w:tcW w:type="dxa" w:w="3600"/>
@@ -472,12 +494,15 @@
               <w:rPr>
                 <w:b w:val="0"/>
               </w:rPr>
-              <w:t>Embeddings para lecciones aprendidas.</w:t>
+              <w:t>Embeddings para lecciones aprendidas; helper no conectado a una pestaña activa.</w:t>
             </w:r>
           </w:p>
         </w:tc>
       </w:tr>
       <w:tr>
+        <w:trPr>
+          <w:cantSplit/>
+        </w:trPr>
         <w:tc>
           <w:tcPr>
             <w:tcW w:type="dxa" w:w="3600"/>
@@ -528,12 +553,15 @@
               <w:rPr>
                 <w:b w:val="0"/>
               </w:rPr>
-              <w:t>Metadatos esperados para lecciones aprendidas; debe existir si se usa ese flujo.</w:t>
+              <w:t>Metadatos esperados para lecciones aprendidas; helper no conectado a una pestaña activa.</w:t>
             </w:r>
           </w:p>
         </w:tc>
       </w:tr>
       <w:tr>
+        <w:trPr>
+          <w:cantSplit/>
+        </w:trPr>
         <w:tc>
           <w:tcPr>
             <w:tcW w:type="dxa" w:w="3600"/>
@@ -590,6 +618,9 @@
         </w:tc>
       </w:tr>
       <w:tr>
+        <w:trPr>
+          <w:cantSplit/>
+        </w:trPr>
         <w:tc>
           <w:tcPr>
             <w:tcW w:type="dxa" w:w="3600"/>
@@ -646,6 +677,9 @@
         </w:tc>
       </w:tr>
       <w:tr>
+        <w:trPr>
+          <w:cantSplit/>
+        </w:trPr>
         <w:tc>
           <w:tcPr>
             <w:tcW w:type="dxa" w:w="3600"/>
@@ -696,12 +730,15 @@
               <w:rPr>
                 <w:b w:val="0"/>
               </w:rPr>
-              <w:t>Hojas rubric_engagement, rubric_performance, rubric_parteval, rubric_gender_, rubric_TJ_Traditional y rubric_TJ_TJ; la UI activa evalúa parteval, género y TJ moderno.</w:t>
+              <w:t>La UI activa evalúa rubric_parteval, rubric_gender_ y rubric_TJ_TJ. Otras hojas existen o se cargan en código heredado, pero no son opciones activas.</w:t>
             </w:r>
           </w:p>
         </w:tc>
       </w:tr>
       <w:tr>
+        <w:trPr>
+          <w:cantSplit/>
+        </w:trPr>
         <w:tc>
           <w:tcPr>
             <w:tcW w:type="dxa" w:w="3600"/>
@@ -758,6 +795,9 @@
         </w:tc>
       </w:tr>
       <w:tr>
+        <w:trPr>
+          <w:cantSplit/>
+        </w:trPr>
         <w:tc>
           <w:tcPr>
             <w:tcW w:type="dxa" w:w="3600"/>
@@ -814,6 +854,9 @@
         </w:tc>
       </w:tr>
       <w:tr>
+        <w:trPr>
+          <w:cantSplit/>
+        </w:trPr>
         <w:tc>
           <w:tcPr>
             <w:tcW w:type="dxa" w:w="3600"/>
@@ -870,6 +913,9 @@
         </w:tc>
       </w:tr>
       <w:tr>
+        <w:trPr>
+          <w:cantSplit/>
+        </w:trPr>
         <w:tc>
           <w:tcPr>
             <w:tcW w:type="dxa" w:w="3600"/>
@@ -920,12 +966,15 @@
               <w:rPr>
                 <w:b w:val="0"/>
               </w:rPr>
-              <w:t>Caché local persistente de embeddings generados en clasificación.</w:t>
+              <w:t>Caché local persistente de embeddings generados en clasificación de Tabs 5 y 6; no está cifrado ni verificado.</w:t>
             </w:r>
           </w:p>
         </w:tc>
       </w:tr>
       <w:tr>
+        <w:trPr>
+          <w:cantSplit/>
+        </w:trPr>
         <w:tc>
           <w:tcPr>
             <w:tcW w:type="dxa" w:w="3600"/>
@@ -976,7 +1025,7 @@
               <w:rPr>
                 <w:b w:val="0"/>
               </w:rPr>
-              <w:t>Caché local persistente de análisis profundo de recomendaciones.</w:t>
+              <w:t>Caché local persistente de análisis profundo de recomendaciones; no está cifrado ni verificado.</w:t>
             </w:r>
           </w:p>
         </w:tc>
@@ -1028,6 +1077,14 @@
         <w:pStyle w:val="ListBullet"/>
       </w:pPr>
       <w:r>
+        <w:t>Tabs 5 y 6 deduplican embeddings por texto de recomendación, pero el resultado vuelve al nivel de fila para conservar atributos repetidos.</w:t>
+      </w:r>
+    </w:p>
+    <w:p>
+      <w:pPr>
+        <w:pStyle w:val="ListBullet"/>
+      </w:pPr>
+      <w:r>
         <w:t>Los datasets de recomendaciones pueden tener filas duplicadas por múltiples atributos; Tabs 5 y 6 muestran conteos de registros y recomendaciones únicas.</w:t>
       </w:r>
     </w:p>
@@ -1051,6 +1108,10 @@
         <w:gridCol w:w="5040"/>
       </w:tblGrid>
       <w:tr>
+        <w:trPr>
+          <w:cantSplit/>
+          <w:tblHeader w:val="true"/>
+        </w:trPr>
         <w:tc>
           <w:tcPr>
             <w:tcW w:type="dxa" w:w="2880"/>
@@ -1093,6 +1154,9 @@
         </w:tc>
       </w:tr>
       <w:tr>
+        <w:trPr>
+          <w:cantSplit/>
+        </w:trPr>
         <w:tc>
           <w:tcPr>
             <w:tcW w:type="dxa" w:w="2880"/>
@@ -1131,6 +1195,9 @@
         </w:tc>
       </w:tr>
       <w:tr>
+        <w:trPr>
+          <w:cantSplit/>
+        </w:trPr>
         <w:tc>
           <w:tcPr>
             <w:tcW w:type="dxa" w:w="2880"/>
@@ -1169,6 +1236,9 @@
         </w:tc>
       </w:tr>
       <w:tr>
+        <w:trPr>
+          <w:cantSplit/>
+        </w:trPr>
         <w:tc>
           <w:tcPr>
             <w:tcW w:type="dxa" w:w="2880"/>
@@ -1207,6 +1277,9 @@
         </w:tc>
       </w:tr>
       <w:tr>
+        <w:trPr>
+          <w:cantSplit/>
+        </w:trPr>
         <w:tc>
           <w:tcPr>
             <w:tcW w:type="dxa" w:w="2880"/>
@@ -1239,12 +1312,15 @@
               <w:rPr>
                 <w:b w:val="0"/>
               </w:rPr>
-              <w:t>El índice de recomendaciones se construye al inicio y Tab 4 crea un índice temporal para RAG cuando el texto cargado supera 100,000 caracteres.</w:t>
+              <w:t>El índice de recomendaciones se construye al inicio. Tab 4 reconstruye un IndexFlatIP por pregunta para RAG de documentos grandes, con fragmentos ya embebidos y guardados en sesión.</w:t>
             </w:r>
           </w:p>
         </w:tc>
       </w:tr>
       <w:tr>
+        <w:trPr>
+          <w:cantSplit/>
+        </w:trPr>
         <w:tc>
           <w:tcPr>
             <w:tcW w:type="dxa" w:w="2880"/>
@@ -1277,12 +1353,15 @@
               <w:rPr>
                 <w:b w:val="0"/>
               </w:rPr>
-              <w:t>En Tab 1, las preguntas detectadas por TRANSVERSAL_MATTERS se califican con A=objetivo/producto/actividad y B=presupuesto; Yes requiere A+B, Partial requiere A o B, No requiere ausencia de ambos.</w:t>
+              <w:t>En Tab 1, las preguntas detectadas por TRANSVERSAL_MATTERS omiten A-E y se califican con A=objetivo/producto/actividad y B=presupuesto; Yes requiere A+B, Partial requiere A o B, No requiere ausencia de ambos.</w:t>
             </w:r>
           </w:p>
         </w:tc>
       </w:tr>
       <w:tr>
+        <w:trPr>
+          <w:cantSplit/>
+        </w:trPr>
         <w:tc>
           <w:tcPr>
             <w:tcW w:type="dxa" w:w="2880"/>
@@ -1315,12 +1394,15 @@
               <w:rPr>
                 <w:b w:val="0"/>
               </w:rPr>
-              <w:t>Cada recomendación única se embebe una vez, se normaliza y se compara por similitud coseno contra el marco usando numpy.</w:t>
+              <w:t>Cada recomendación única se embebe una vez, se normaliza y se compara por similitud coseno contra el marco usando numpy. La asignación base usa top 3; la verificación opcional por LLM reranquea top 10; dimensiones/subdimensiones secundarias se conservan si similitud &gt;= 0.60.</w:t>
             </w:r>
           </w:p>
         </w:tc>
       </w:tr>
       <w:tr>
+        <w:trPr>
+          <w:cantSplit/>
+        </w:trPr>
         <w:tc>
           <w:tcPr>
             <w:tcW w:type="dxa" w:w="2880"/>
@@ -1380,6 +1462,10 @@
         <w:gridCol w:w="5040"/>
       </w:tblGrid>
       <w:tr>
+        <w:trPr>
+          <w:cantSplit/>
+          <w:tblHeader w:val="true"/>
+        </w:trPr>
         <w:tc>
           <w:tcPr>
             <w:tcW w:type="dxa" w:w="2880"/>
@@ -1422,6 +1508,9 @@
         </w:tc>
       </w:tr>
       <w:tr>
+        <w:trPr>
+          <w:cantSplit/>
+        </w:trPr>
         <w:tc>
           <w:tcPr>
             <w:tcW w:type="dxa" w:w="2880"/>
@@ -1460,6 +1549,9 @@
         </w:tc>
       </w:tr>
       <w:tr>
+        <w:trPr>
+          <w:cantSplit/>
+        </w:trPr>
         <w:tc>
           <w:tcPr>
             <w:tcW w:type="dxa" w:w="2880"/>
@@ -1492,12 +1584,15 @@
               <w:rPr>
                 <w:b w:val="0"/>
               </w:rPr>
-              <w:t>Rubricas_6ago2025: Indicador, Dimensión y niveles de desempeño por hoja activa.</w:t>
+              <w:t>Rubricas_6ago2025: hojas activas rubric_parteval, rubric_gender_ y rubric_TJ_TJ, con Indicador, Dimensión y niveles de desempeño.</w:t>
             </w:r>
           </w:p>
         </w:tc>
       </w:tr>
       <w:tr>
+        <w:trPr>
+          <w:cantSplit/>
+        </w:trPr>
         <w:tc>
           <w:tcPr>
             <w:tcW w:type="dxa" w:w="2880"/>
@@ -1536,6 +1631,9 @@
         </w:tc>
       </w:tr>
       <w:tr>
+        <w:trPr>
+          <w:cantSplit/>
+        </w:trPr>
         <w:tc>
           <w:tcPr>
             <w:tcW w:type="dxa" w:w="2880"/>
@@ -1574,6 +1672,9 @@
         </w:tc>
       </w:tr>
       <w:tr>
+        <w:trPr>
+          <w:cantSplit/>
+        </w:trPr>
         <w:tc>
           <w:tcPr>
             <w:tcW w:type="dxa" w:w="2880"/>
@@ -1612,6 +1713,9 @@
         </w:tc>
       </w:tr>
       <w:tr>
+        <w:trPr>
+          <w:cantSplit/>
+        </w:trPr>
         <w:tc>
           <w:tcPr>
             <w:tcW w:type="dxa" w:w="2880"/>
@@ -1697,6 +1801,14 @@
       </w:pPr>
       <w:r>
         <w:t>No editar manualmente embeddings_cache.pkl o analysis_cache.pkl; si se sospecha corrupción, borrar el archivo con la app detenida para que se regenere.</w:t>
+      </w:r>
+    </w:p>
+    <w:p>
+      <w:pPr>
+        <w:pStyle w:val="ListBullet"/>
+      </w:pPr>
+      <w:r>
+        <w:t>No asumir que emb_LL_ll_cl_4.pt o lessons_metadata.pt están en uso operativo si la función de lecciones no se reconecta a una pestaña activa.</w:t>
       </w:r>
     </w:p>
     <w:sectPr>

--- a/documentation/3_Documentacion_Base_Datos.docx
+++ b/documentation/3_Documentacion_Base_Datos.docx
@@ -35,9 +35,9 @@
       <w:r>
         <w:t>Inventario file-based y relaciones lógicas</w:t>
         <w:br/>
-        <w:t>Fuente técnica: oli_v6_deploy.py</w:t>
+        <w:t>Fuente técnica: oli_v6_deploy.py + gpt_action_api.py</w:t>
         <w:br/>
-        <w:t>Actualizado: 11 de mayo de 2026</w:t>
+        <w:t>Actualizado: 15 de julio de 2026</w:t>
       </w:r>
     </w:p>
     <w:p/>
@@ -1811,6 +1811,616 @@
         <w:t>No asumir que emb_LL_ll_cl_4.pt o lessons_metadata.pt están en uso operativo si la función de lecciones no se reconecta a una pestaña activa.</w:t>
       </w:r>
     </w:p>
+    <w:p>
+      <w:pPr>
+        <w:pStyle w:val="Heading1"/>
+      </w:pPr>
+      <w:r>
+        <w:t>7. Datos y rúbricas de los asistentes GPT</w:t>
+      </w:r>
+    </w:p>
+    <w:p>
+      <w:r>
+        <w:t>El backend de los GPTs es igualmente file-based: las rúbricas se leen desde el sistema de archivos de la imagen Docker en cada arranque. No hay base de datos ni almacenamiento persistente de documentos ni de resultados.</w:t>
+      </w:r>
+    </w:p>
+    <w:p>
+      <w:pPr>
+        <w:pStyle w:val="Heading2"/>
+      </w:pPr>
+      <w:r>
+        <w:t>7.1 Rúbricas consumidas por el backend</w:t>
+      </w:r>
+    </w:p>
+    <w:tbl>
+      <w:tblPr>
+        <w:tblStyle w:val="TableGrid"/>
+        <w:tblW w:type="auto" w:w="0"/>
+        <w:jc w:val="center"/>
+        <w:tblLook w:firstColumn="1" w:firstRow="1" w:lastColumn="0" w:lastRow="0" w:noHBand="0" w:noVBand="1" w:val="04A0"/>
+      </w:tblPr>
+      <w:tblGrid>
+        <w:gridCol w:w="3360"/>
+        <w:gridCol w:w="3360"/>
+        <w:gridCol w:w="3360"/>
+      </w:tblGrid>
+      <w:tr>
+        <w:trPr>
+          <w:cantSplit/>
+          <w:tblHeader w:val="true"/>
+        </w:trPr>
+        <w:tc>
+          <w:tcPr>
+            <w:tcW w:type="dxa" w:w="3312"/>
+            <w:vAlign w:val="top"/>
+            <w:shd w:fill="002F6C"/>
+          </w:tcPr>
+          <w:p>
+            <w:pPr>
+              <w:spacing w:after="60"/>
+            </w:pPr>
+            <w:r/>
+            <w:r>
+              <w:rPr>
+                <w:b/>
+                <w:color w:val="FFFFFF"/>
+              </w:rPr>
+              <w:t>Archivo</w:t>
+            </w:r>
+          </w:p>
+        </w:tc>
+        <w:tc>
+          <w:tcPr>
+            <w:tcW w:type="dxa" w:w="2448"/>
+            <w:vAlign w:val="top"/>
+            <w:shd w:fill="002F6C"/>
+          </w:tcPr>
+          <w:p>
+            <w:pPr>
+              <w:spacing w:after="60"/>
+            </w:pPr>
+            <w:r/>
+            <w:r>
+              <w:rPr>
+                <w:b/>
+                <w:color w:val="FFFFFF"/>
+              </w:rPr>
+              <w:t>Motor que lo consume</w:t>
+            </w:r>
+          </w:p>
+        </w:tc>
+        <w:tc>
+          <w:tcPr>
+            <w:tcW w:type="dxa" w:w="4032"/>
+            <w:vAlign w:val="top"/>
+            <w:shd w:fill="002F6C"/>
+          </w:tcPr>
+          <w:p>
+            <w:pPr>
+              <w:spacing w:after="60"/>
+            </w:pPr>
+            <w:r/>
+            <w:r>
+              <w:rPr>
+                <w:b/>
+                <w:color w:val="FFFFFF"/>
+              </w:rPr>
+              <w:t>Contenido</w:t>
+            </w:r>
+          </w:p>
+        </w:tc>
+      </w:tr>
+      <w:tr>
+        <w:trPr>
+          <w:cantSplit/>
+        </w:trPr>
+        <w:tc>
+          <w:tcPr>
+            <w:tcW w:type="dxa" w:w="3312"/>
+            <w:vAlign w:val="top"/>
+          </w:tcPr>
+          <w:p>
+            <w:pPr>
+              <w:spacing w:after="60"/>
+            </w:pPr>
+            <w:r/>
+            <w:r>
+              <w:rPr>
+                <w:b w:val="0"/>
+              </w:rPr>
+              <w:t>Rubrica_Tab1_Detallada_Full_v3.xlsx</w:t>
+            </w:r>
+          </w:p>
+        </w:tc>
+        <w:tc>
+          <w:tcPr>
+            <w:tcW w:type="dxa" w:w="2448"/>
+            <w:vAlign w:val="top"/>
+          </w:tcPr>
+          <w:p>
+            <w:pPr>
+              <w:spacing w:after="60"/>
+            </w:pPr>
+            <w:r/>
+            <w:r>
+              <w:rPr>
+                <w:b w:val="0"/>
+              </w:rPr>
+              <w:t>tab1_v3_core.py</w:t>
+            </w:r>
+          </w:p>
+        </w:tc>
+        <w:tc>
+          <w:tcPr>
+            <w:tcW w:type="dxa" w:w="4032"/>
+            <w:vAlign w:val="top"/>
+          </w:tcPr>
+          <w:p>
+            <w:pPr>
+              <w:spacing w:after="60"/>
+            </w:pPr>
+            <w:r/>
+            <w:r>
+              <w:rPr>
+                <w:b w:val="0"/>
+              </w:rPr>
+              <w:t>76 criterios de valoración preliminar en 5 secciones, con subsecciones 1.1 a 5.2 y metadatos de subjetividad por criterio.</w:t>
+            </w:r>
+          </w:p>
+        </w:tc>
+      </w:tr>
+      <w:tr>
+        <w:trPr>
+          <w:cantSplit/>
+        </w:trPr>
+        <w:tc>
+          <w:tcPr>
+            <w:tcW w:type="dxa" w:w="3312"/>
+            <w:vAlign w:val="top"/>
+          </w:tcPr>
+          <w:p>
+            <w:pPr>
+              <w:spacing w:after="60"/>
+            </w:pPr>
+            <w:r/>
+            <w:r>
+              <w:rPr>
+                <w:b w:val="0"/>
+              </w:rPr>
+              <w:t>Rubricas_6ago2025.xlsx</w:t>
+            </w:r>
+          </w:p>
+        </w:tc>
+        <w:tc>
+          <w:tcPr>
+            <w:tcW w:type="dxa" w:w="2448"/>
+            <w:vAlign w:val="top"/>
+          </w:tcPr>
+          <w:p>
+            <w:pPr>
+              <w:spacing w:after="60"/>
+            </w:pPr>
+            <w:r/>
+            <w:r>
+              <w:rPr>
+                <w:b w:val="0"/>
+              </w:rPr>
+              <w:t>tab2_core.py</w:t>
+            </w:r>
+          </w:p>
+        </w:tc>
+        <w:tc>
+          <w:tcPr>
+            <w:tcW w:type="dxa" w:w="4032"/>
+            <w:vAlign w:val="top"/>
+          </w:tcPr>
+          <w:p>
+            <w:pPr>
+              <w:spacing w:after="60"/>
+            </w:pPr>
+            <w:r/>
+            <w:r>
+              <w:rPr>
+                <w:b w:val="0"/>
+              </w:rPr>
+              <w:t>Tres hojas de rúbrica: rubric_parteval (metodologías participativas), rubric_gender_ (género) y rubric_TJ_TJ (transición justa moderna).</w:t>
+            </w:r>
+          </w:p>
+        </w:tc>
+      </w:tr>
+      <w:tr>
+        <w:trPr>
+          <w:cantSplit/>
+        </w:trPr>
+        <w:tc>
+          <w:tcPr>
+            <w:tcW w:type="dxa" w:w="3312"/>
+            <w:vAlign w:val="top"/>
+          </w:tcPr>
+          <w:p>
+            <w:pPr>
+              <w:spacing w:after="60"/>
+            </w:pPr>
+            <w:r/>
+            <w:r>
+              <w:rPr>
+                <w:b w:val="0"/>
+              </w:rPr>
+              <w:t>Evaluación de sostenibilidad del proyecto_rubric_9feb26.xlsx</w:t>
+            </w:r>
+          </w:p>
+        </w:tc>
+        <w:tc>
+          <w:tcPr>
+            <w:tcW w:type="dxa" w:w="2448"/>
+            <w:vAlign w:val="top"/>
+          </w:tcPr>
+          <w:p>
+            <w:pPr>
+              <w:spacing w:after="60"/>
+            </w:pPr>
+            <w:r/>
+            <w:r>
+              <w:rPr>
+                <w:b w:val="0"/>
+              </w:rPr>
+              <w:t>sustainability_core.py</w:t>
+            </w:r>
+          </w:p>
+        </w:tc>
+        <w:tc>
+          <w:tcPr>
+            <w:tcW w:type="dxa" w:w="4032"/>
+            <w:vAlign w:val="top"/>
+          </w:tcPr>
+          <w:p>
+            <w:pPr>
+              <w:spacing w:after="60"/>
+            </w:pPr>
+            <w:r/>
+            <w:r>
+              <w:rPr>
+                <w:b w:val="0"/>
+              </w:rPr>
+              <w:t>28 indicadores en tres dimensiones del ciclo: Diseño (6), Implementación (10) y Pre-Cierre (12).</w:t>
+            </w:r>
+          </w:p>
+        </w:tc>
+      </w:tr>
+    </w:tbl>
+    <w:p/>
+    <w:p>
+      <w:r>
+        <w:t>sustainability_core.py resuelve su rúbrica con un glob tolerante a la tilde del nombre de archivo, porque la codificación del carácter acentuado varía entre sistemas de archivos. Al reemplazar ese archivo debe conservarse el patrón del nombre.</w:t>
+      </w:r>
+    </w:p>
+    <w:p>
+      <w:pPr>
+        <w:pStyle w:val="Heading2"/>
+      </w:pPr>
+      <w:r>
+        <w:t>7.2 Modelo de estado de trabajos</w:t>
+      </w:r>
+    </w:p>
+    <w:p>
+      <w:r>
+        <w:t>gpt_action_api.py mantiene un diccionario JOBS en memoria, con acceso serializado por threading.Lock. Cada entrada representa una evaluación en curso o terminada.</w:t>
+      </w:r>
+    </w:p>
+    <w:tbl>
+      <w:tblPr>
+        <w:tblStyle w:val="TableGrid"/>
+        <w:tblW w:type="auto" w:w="0"/>
+        <w:jc w:val="center"/>
+        <w:tblLook w:firstColumn="1" w:firstRow="1" w:lastColumn="0" w:lastRow="0" w:noHBand="0" w:noVBand="1" w:val="04A0"/>
+      </w:tblPr>
+      <w:tblGrid>
+        <w:gridCol w:w="5040"/>
+        <w:gridCol w:w="5040"/>
+      </w:tblGrid>
+      <w:tr>
+        <w:trPr>
+          <w:cantSplit/>
+          <w:tblHeader w:val="true"/>
+        </w:trPr>
+        <w:tc>
+          <w:tcPr>
+            <w:tcW w:type="dxa" w:w="2304"/>
+            <w:vAlign w:val="top"/>
+            <w:shd w:fill="002F6C"/>
+          </w:tcPr>
+          <w:p>
+            <w:pPr>
+              <w:spacing w:after="60"/>
+            </w:pPr>
+            <w:r/>
+            <w:r>
+              <w:rPr>
+                <w:b/>
+                <w:color w:val="FFFFFF"/>
+              </w:rPr>
+              <w:t>Campo</w:t>
+            </w:r>
+          </w:p>
+        </w:tc>
+        <w:tc>
+          <w:tcPr>
+            <w:tcW w:type="dxa" w:w="7488"/>
+            <w:vAlign w:val="top"/>
+            <w:shd w:fill="002F6C"/>
+          </w:tcPr>
+          <w:p>
+            <w:pPr>
+              <w:spacing w:after="60"/>
+            </w:pPr>
+            <w:r/>
+            <w:r>
+              <w:rPr>
+                <w:b/>
+                <w:color w:val="FFFFFF"/>
+              </w:rPr>
+              <w:t>Contenido</w:t>
+            </w:r>
+          </w:p>
+        </w:tc>
+      </w:tr>
+      <w:tr>
+        <w:trPr>
+          <w:cantSplit/>
+        </w:trPr>
+        <w:tc>
+          <w:tcPr>
+            <w:tcW w:type="dxa" w:w="2304"/>
+            <w:vAlign w:val="top"/>
+          </w:tcPr>
+          <w:p>
+            <w:pPr>
+              <w:spacing w:after="60"/>
+            </w:pPr>
+            <w:r/>
+            <w:r>
+              <w:rPr>
+                <w:b w:val="0"/>
+              </w:rPr>
+              <w:t>job_id</w:t>
+            </w:r>
+          </w:p>
+        </w:tc>
+        <w:tc>
+          <w:tcPr>
+            <w:tcW w:type="dxa" w:w="7488"/>
+            <w:vAlign w:val="top"/>
+          </w:tcPr>
+          <w:p>
+            <w:pPr>
+              <w:spacing w:after="60"/>
+            </w:pPr>
+            <w:r/>
+            <w:r>
+              <w:rPr>
+                <w:b w:val="0"/>
+              </w:rPr>
+              <w:t>Identificador generado al crear el trabajo; es la clave del diccionario.</w:t>
+            </w:r>
+          </w:p>
+        </w:tc>
+      </w:tr>
+      <w:tr>
+        <w:trPr>
+          <w:cantSplit/>
+        </w:trPr>
+        <w:tc>
+          <w:tcPr>
+            <w:tcW w:type="dxa" w:w="2304"/>
+            <w:vAlign w:val="top"/>
+          </w:tcPr>
+          <w:p>
+            <w:pPr>
+              <w:spacing w:after="60"/>
+            </w:pPr>
+            <w:r/>
+            <w:r>
+              <w:rPr>
+                <w:b w:val="0"/>
+              </w:rPr>
+              <w:t>status</w:t>
+            </w:r>
+          </w:p>
+        </w:tc>
+        <w:tc>
+          <w:tcPr>
+            <w:tcW w:type="dxa" w:w="7488"/>
+            <w:vAlign w:val="top"/>
+          </w:tcPr>
+          <w:p>
+            <w:pPr>
+              <w:spacing w:after="60"/>
+            </w:pPr>
+            <w:r/>
+            <w:r>
+              <w:rPr>
+                <w:b w:val="0"/>
+              </w:rPr>
+              <w:t>queued, running, succeeded o failed.</w:t>
+            </w:r>
+          </w:p>
+        </w:tc>
+      </w:tr>
+      <w:tr>
+        <w:trPr>
+          <w:cantSplit/>
+        </w:trPr>
+        <w:tc>
+          <w:tcPr>
+            <w:tcW w:type="dxa" w:w="2304"/>
+            <w:vAlign w:val="top"/>
+          </w:tcPr>
+          <w:p>
+            <w:pPr>
+              <w:spacing w:after="60"/>
+            </w:pPr>
+            <w:r/>
+            <w:r>
+              <w:rPr>
+                <w:b w:val="0"/>
+              </w:rPr>
+              <w:t>progress</w:t>
+            </w:r>
+          </w:p>
+        </w:tc>
+        <w:tc>
+          <w:tcPr>
+            <w:tcW w:type="dxa" w:w="7488"/>
+            <w:vAlign w:val="top"/>
+          </w:tcPr>
+          <w:p>
+            <w:pPr>
+              <w:spacing w:after="60"/>
+            </w:pPr>
+            <w:r/>
+            <w:r>
+              <w:rPr>
+                <w:b w:val="0"/>
+              </w:rPr>
+              <w:t>Avance informado por el motor durante la evaluación, cuando está disponible.</w:t>
+            </w:r>
+          </w:p>
+        </w:tc>
+      </w:tr>
+      <w:tr>
+        <w:trPr>
+          <w:cantSplit/>
+        </w:trPr>
+        <w:tc>
+          <w:tcPr>
+            <w:tcW w:type="dxa" w:w="2304"/>
+            <w:vAlign w:val="top"/>
+          </w:tcPr>
+          <w:p>
+            <w:pPr>
+              <w:spacing w:after="60"/>
+            </w:pPr>
+            <w:r/>
+            <w:r>
+              <w:rPr>
+                <w:b w:val="0"/>
+              </w:rPr>
+              <w:t>result</w:t>
+            </w:r>
+          </w:p>
+        </w:tc>
+        <w:tc>
+          <w:tcPr>
+            <w:tcW w:type="dxa" w:w="7488"/>
+            <w:vAlign w:val="top"/>
+          </w:tcPr>
+          <w:p>
+            <w:pPr>
+              <w:spacing w:after="60"/>
+            </w:pPr>
+            <w:r/>
+            <w:r>
+              <w:rPr>
+                <w:b w:val="0"/>
+              </w:rPr>
+              <w:t>Resumen estructurado más el XLSX en base64, disponible sólo cuando status es succeeded.</w:t>
+            </w:r>
+          </w:p>
+        </w:tc>
+      </w:tr>
+      <w:tr>
+        <w:trPr>
+          <w:cantSplit/>
+        </w:trPr>
+        <w:tc>
+          <w:tcPr>
+            <w:tcW w:type="dxa" w:w="2304"/>
+            <w:vAlign w:val="top"/>
+          </w:tcPr>
+          <w:p>
+            <w:pPr>
+              <w:spacing w:after="60"/>
+            </w:pPr>
+            <w:r/>
+            <w:r>
+              <w:rPr>
+                <w:b w:val="0"/>
+              </w:rPr>
+              <w:t>error</w:t>
+            </w:r>
+          </w:p>
+        </w:tc>
+        <w:tc>
+          <w:tcPr>
+            <w:tcW w:type="dxa" w:w="7488"/>
+            <w:vAlign w:val="top"/>
+          </w:tcPr>
+          <w:p>
+            <w:pPr>
+              <w:spacing w:after="60"/>
+            </w:pPr>
+            <w:r/>
+            <w:r>
+              <w:rPr>
+                <w:b w:val="0"/>
+              </w:rPr>
+              <w:t>Mensaje de fallo, disponible sólo cuando status es failed.</w:t>
+            </w:r>
+          </w:p>
+        </w:tc>
+      </w:tr>
+    </w:tbl>
+    <w:p/>
+    <w:p>
+      <w:r>
+        <w:t>Este estado es volátil por diseño: un reinicio o redespliegue del servicio lo borra por completo. No constituye un registro histórico y no debe usarse como fuente de auditoría. El registro auditable de una evaluación es el XLSX que descarga el usuario.</w:t>
+      </w:r>
+    </w:p>
+    <w:p>
+      <w:pPr>
+        <w:pStyle w:val="Heading2"/>
+      </w:pPr>
+      <w:r>
+        <w:t>7.3 Actualización de rúbricas en el backend</w:t>
+      </w:r>
+    </w:p>
+    <w:p>
+      <w:pPr>
+        <w:ind w:left="360" w:hanging="360"/>
+      </w:pPr>
+      <w:r>
+        <w:t>1. Reemplazar el XLSX en el repositorio, conservando el nombre de archivo y la estructura de columnas y hojas.</w:t>
+      </w:r>
+    </w:p>
+    <w:p>
+      <w:pPr>
+        <w:ind w:left="360" w:hanging="360"/>
+      </w:pPr>
+      <w:r>
+        <w:t>2. Verificar la carga localmente ejecutando el backend y lanzando una evaluación de prueba acotada.</w:t>
+      </w:r>
+    </w:p>
+    <w:p>
+      <w:pPr>
+        <w:ind w:left="360" w:hanging="360"/>
+      </w:pPr>
+      <w:r>
+        <w:t>3. Hacer push a la rama main: Render reconstruye la imagen y redespliega automáticamente.</w:t>
+      </w:r>
+    </w:p>
+    <w:p>
+      <w:pPr>
+        <w:ind w:left="360" w:hanging="360"/>
+      </w:pPr>
+      <w:r>
+        <w:t>4. Confirmar con GET /health que el servicio quedó disponible, y con una evaluación corta que la rúbrica nueva se aplica.</w:t>
+      </w:r>
+    </w:p>
+    <w:p>
+      <w:r>
+        <w:t>No basta con subir el archivo al servidor: la rúbrica forma parte de la imagen Docker, de modo que cualquier cambio exige reconstrucción y redespliegue.</w:t>
+      </w:r>
+    </w:p>
     <w:sectPr>
       <w:pgSz w:w="12240" w:h="15840"/>
       <w:pgMar w:top="1008" w:right="1080" w:bottom="1008" w:left="1080" w:header="720" w:footer="720" w:gutter="0"/>
